--- a/examples/anomalies/doc/43-classification-hanc_ml_nb.docx
+++ b/examples/anomalies/doc/43-classification-hanc_ml_nb.docx
@@ -152,6 +152,45 @@
       <w:pPr>
         <w:pStyle w:val="SourceCode"/>
       </w:pPr>
+      <w:r>
+        <w:rPr>
+          <w:rStyle w:val="FunctionTok"/>
+        </w:rPr>
+        <w:t xml:space="preserve">source</w:t>
+      </w:r>
+      <w:r>
+        <w:rPr>
+          <w:rStyle w:val="NormalTok"/>
+        </w:rPr>
+        <w:t xml:space="preserve">(</w:t>
+      </w:r>
+      <w:r>
+        <w:rPr>
+          <w:rStyle w:val="FunctionTok"/>
+        </w:rPr>
+        <w:t xml:space="preserve">url</w:t>
+      </w:r>
+      <w:r>
+        <w:rPr>
+          <w:rStyle w:val="NormalTok"/>
+        </w:rPr>
+        <w:t xml:space="preserve">(</w:t>
+      </w:r>
+      <w:r>
+        <w:rPr>
+          <w:rStyle w:val="StringTok"/>
+        </w:rPr>
+        <w:t xml:space="preserve">"https://raw.githubusercontent.com/cefet-rj-dal/harbinger/master/examples/seed.R"</w:t>
+      </w:r>
+      <w:r>
+        <w:rPr>
+          <w:rStyle w:val="NormalTok"/>
+        </w:rPr>
+        <w:t xml:space="preserve">))</w:t>
+      </w:r>
+      <w:r>
+        <w:br/>
+      </w:r>
       <w:r>
         <w:rPr>
           <w:rStyle w:val="CommentTok"/>
@@ -648,6 +687,21 @@
       </w:r>
       <w:r>
         <w:rPr>
+          <w:rStyle w:val="FunctionTok"/>
+        </w:rPr>
+        <w:t xml:space="preserve">set_example_seed</w:t>
+      </w:r>
+      <w:r>
+        <w:rPr>
+          <w:rStyle w:val="NormalTok"/>
+        </w:rPr>
+        <w:t xml:space="preserve">()</w:t>
+      </w:r>
+      <w:r>
+        <w:br/>
+      </w:r>
+      <w:r>
+        <w:rPr>
           <w:rStyle w:val="NormalTok"/>
         </w:rPr>
         <w:t xml:space="preserve">norm </w:t>
@@ -903,6 +957,21 @@
           <w:rStyle w:val="CommentTok"/>
         </w:rPr>
         <w:t xml:space="preserve"># Fit on training data, evaluate on train</w:t>
+      </w:r>
+      <w:r>
+        <w:br/>
+      </w:r>
+      <w:r>
+        <w:rPr>
+          <w:rStyle w:val="FunctionTok"/>
+        </w:rPr>
+        <w:t xml:space="preserve">set_example_seed</w:t>
+      </w:r>
+      <w:r>
+        <w:rPr>
+          <w:rStyle w:val="NormalTok"/>
+        </w:rPr>
+        <w:t xml:space="preserve">()</w:t>
       </w:r>
       <w:r>
         <w:br/>
